--- a/applications/alnylam-associate-case-manager/Rotenberg Resume - Alnylam - Associate Case Manager.docx
+++ b/applications/alnylam-associate-case-manager/Rotenberg Resume - Alnylam - Associate Case Manager.docx
@@ -80,7 +80,7 @@
           <w:i w:val="0"/>
           <w:color w:val="1A1A1A"/>
         </w:rPr>
-        <w:t>Account management and client services professional with 15+ years managing high-volume, detail-critical caseloads, entering and maintaining accurate records across CRM systems, and communicating clearly with stakeholders under time pressure. Managed 25+ client onboardings per month at peak volume while holding target attainment above 100%. Brings direct personal experience navigating the healthcare system as a patient, and a genuine interest in helping others do the same.</w:t>
+        <w:t>Account management and client services professional with 15+ years managing high-volume, detail-critical caseloads, entering and maintaining accurate records across CRM systems, and communicating clearly with stakeholders under time pressure. Managed 25+ client onboardings per month at peak volume while holding target attainment above 100%. Brings eight years of firsthand experience navigating insurance prior authorization and appeals as a patient managing a chronic condition, and a genuine interest in helping other patients through that same process.</w:t>
       </w:r>
     </w:p>
     <w:p>
